--- a/deliverables/module1/测试操作手册.docx
+++ b/deliverables/module1/测试操作手册.docx
@@ -17,7 +17,7 @@
     </w:p>
     <w:p>
       <w:r>
-        <w:t xml:space="preserve">版本：0.1（待小组评审）</w:t>
+        <w:t xml:space="preserve">版本：0.2（待小组评审）</w:t>
       </w:r>
     </w:p>
     <w:p>
@@ -32,7 +32,7 @@
     </w:p>
     <w:p>
       <w:r>
-        <w:t xml:space="preserve">文档状态：操作框架已建立；计分测试内容与结果待小组成员人工完成</w:t>
+        <w:t xml:space="preserve">文档状态：已录入 32 条测试用例；测试代码、执行结果和缺陷结论待完成</w:t>
       </w:r>
     </w:p>
     <w:p>
@@ -55,17 +55,17 @@
     </w:p>
     <w:p>
       <w:r>
-        <w:t xml:space="preserve">本手册说明如何准备环境、启动 VGGT 可视化、接入并运行小组人工编写的模块一测试、保存证据以及填写课程附录。</w:t>
-      </w:r>
-    </w:p>
-    <w:p>
-      <w:pPr>
-        <w:spacing w:after="80"/>
-      </w:pPr>
-    </w:p>
-    <w:p>
-      <w:r>
-        <w:t xml:space="preserve">课程要求模块一不得使用 AI 工具生成测试用例或开展自动化测试。因此，本仓库当前不提供 AI 生成的计分用例、pytest 测试代码、正式执行结果或缺陷结论。小组成员应独立完成这些内容，并保留个人 Git 提交记录。</w:t>
+        <w:t xml:space="preserve">本手册说明如何准备环境、启动 VGGT 可视化、接入并运行模块一测试、保存证据以及填写课程附录。</w:t>
+      </w:r>
+    </w:p>
+    <w:p>
+      <w:pPr>
+        <w:spacing w:after="80"/>
+      </w:pPr>
+    </w:p>
+    <w:p>
+      <w:r>
+        <w:t xml:space="preserve">教师后来已明确许可 AI 参与模块一用例设计。附录1当前包含 32 条坐标转换测试用例，覆盖 8 个函数；尚未生成 pytest 测试代码，也未预填正式执行结果或缺陷结论。任何实际结果、是否通过和缺陷状态都必须由真实执行证据支撑。</w:t>
       </w:r>
     </w:p>
     <w:p>
@@ -131,7 +131,7 @@
         </w:numPr>
       </w:pPr>
       <w:r>
-        <w:t xml:space="preserve">tests/：小组成员人工编写的模块一测试代码。</w:t>
+        <w:t xml:space="preserve">tests/：后续实现模块一 pytest 测试代码的位置。</w:t>
       </w:r>
     </w:p>
     <w:p>
@@ -179,7 +179,7 @@
         </w:numPr>
       </w:pPr>
       <w:r>
-        <w:t xml:space="preserve">run_tests.ps1：预留的一键测试入口，由小组成员人工创建。</w:t>
+        <w:t xml:space="preserve">run_tests.ps1：预留的一键测试入口，当前尚未创建。</w:t>
       </w:r>
     </w:p>
     <w:p>
@@ -543,72 +543,72 @@
         <w:pStyle w:val="Heading1"/>
       </w:pPr>
       <w:r>
-        <w:t xml:space="preserve">6. 人工建立模块一测试工程</w:t>
-      </w:r>
-    </w:p>
-    <w:p>
-      <w:pPr>
-        <w:spacing w:after="80"/>
-      </w:pPr>
-    </w:p>
-    <w:p>
-      <w:pPr>
-        <w:pStyle w:val="ListParagraph"/>
-        <w:numPr>
-          <w:ilvl w:val="0"/>
-          <w:numId w:val="3"/>
-        </w:numPr>
-      </w:pPr>
-      <w:r>
-        <w:t xml:space="preserve">小组先人工确定需求、测试范围和测试编号规则。</w:t>
-      </w:r>
-    </w:p>
-    <w:p>
-      <w:pPr>
-        <w:pStyle w:val="ListParagraph"/>
-        <w:numPr>
-          <w:ilvl w:val="0"/>
-          <w:numId w:val="3"/>
-        </w:numPr>
-      </w:pPr>
-      <w:r>
-        <w:t xml:space="preserve">围绕确定性几何模块人工设计不少于 30 条用例，并把每条用例录入附录1 Excel。</w:t>
-      </w:r>
-    </w:p>
-    <w:p>
-      <w:pPr>
-        <w:pStyle w:val="ListParagraph"/>
-        <w:numPr>
-          <w:ilvl w:val="0"/>
-          <w:numId w:val="3"/>
-        </w:numPr>
-      </w:pPr>
-      <w:r>
-        <w:t xml:space="preserve">至少采用等价类、边界值、场景法中的两种方法，在“备注”列逐条标明设计方法。</w:t>
-      </w:r>
-    </w:p>
-    <w:p>
-      <w:pPr>
-        <w:pStyle w:val="ListParagraph"/>
-        <w:numPr>
-          <w:ilvl w:val="0"/>
-          <w:numId w:val="3"/>
-        </w:numPr>
-      </w:pPr>
-      <w:r>
-        <w:t xml:space="preserve">在 tests/ 中人工实现对应的 pytest 测试，至少 24 条实现自动化，建议全部自动化。</w:t>
-      </w:r>
-    </w:p>
-    <w:p>
-      <w:pPr>
-        <w:pStyle w:val="ListParagraph"/>
-        <w:numPr>
-          <w:ilvl w:val="0"/>
-          <w:numId w:val="3"/>
-        </w:numPr>
-      </w:pPr>
-      <w:r>
-        <w:t xml:space="preserve">人工创建根目录 run_tests.ps1，设置 vggt-main 的导入路径并统一运行全部测试。</w:t>
+        <w:t xml:space="preserve">6. 建立模块一测试工程</w:t>
+      </w:r>
+    </w:p>
+    <w:p>
+      <w:pPr>
+        <w:spacing w:after="80"/>
+      </w:pPr>
+    </w:p>
+    <w:p>
+      <w:pPr>
+        <w:pStyle w:val="ListParagraph"/>
+        <w:numPr>
+          <w:ilvl w:val="0"/>
+          <w:numId w:val="3"/>
+        </w:numPr>
+      </w:pPr>
+      <w:r>
+        <w:t xml:space="preserve">评审附录1中现有的 32 条用例及 M1-GEO-001 至 M1-GEO-032 编号规则。</w:t>
+      </w:r>
+    </w:p>
+    <w:p>
+      <w:pPr>
+        <w:pStyle w:val="ListParagraph"/>
+        <w:numPr>
+          <w:ilvl w:val="0"/>
+          <w:numId w:val="3"/>
+        </w:numPr>
+      </w:pPr>
+      <w:r>
+        <w:t xml:space="preserve">确认每条用例的输入、预期结果和浮点比较容差适合当前代码版本。</w:t>
+      </w:r>
+    </w:p>
+    <w:p>
+      <w:pPr>
+        <w:pStyle w:val="ListParagraph"/>
+        <w:numPr>
+          <w:ilvl w:val="0"/>
+          <w:numId w:val="3"/>
+        </w:numPr>
+      </w:pPr>
+      <w:r>
+        <w:t xml:space="preserve">保留“备注”列中的等价类、边界值、错误推测、判定表和组合覆盖标记。</w:t>
+      </w:r>
+    </w:p>
+    <w:p>
+      <w:pPr>
+        <w:pStyle w:val="ListParagraph"/>
+        <w:numPr>
+          <w:ilvl w:val="0"/>
+          <w:numId w:val="3"/>
+        </w:numPr>
+      </w:pPr>
+      <w:r>
+        <w:t xml:space="preserve">在 tests/ 中实现对应 pytest 测试，至少 24 条实现自动化，建议全部自动化。</w:t>
+      </w:r>
+    </w:p>
+    <w:p>
+      <w:pPr>
+        <w:pStyle w:val="ListParagraph"/>
+        <w:numPr>
+          <w:ilvl w:val="0"/>
+          <w:numId w:val="3"/>
+        </w:numPr>
+      </w:pPr>
+      <w:r>
+        <w:t xml:space="preserve">创建根目录 run_tests.ps1，设置 vggt-main 的导入路径并统一运行全部测试。</w:t>
       </w:r>
     </w:p>
     <w:p>
@@ -759,7 +759,7 @@
     </w:p>
     <w:p>
       <w:r>
-        <w:t xml:space="preserve">当前仓库没有由 AI 生成的 run_tests.ps1 或计分测试代码。运行前应确认这些文件已经由小组成员人工完成并提交。</w:t>
+        <w:t xml:space="preserve">当前仓库还没有 run_tests.ps1 或 pytest 测试代码。运行前应确认这些文件已经实现并提交。</w:t>
       </w:r>
     </w:p>
     <w:p>
@@ -813,7 +813,7 @@
         </w:numPr>
       </w:pPr>
       <w:r>
-        <w:t xml:space="preserve">在“测试用例”页逐条填写测试编号、测试项、标题、重要级别、是否自动化、预置条件、输入、步骤、预期结果、实际结果、状态和测试方法。</w:t>
+        <w:t xml:space="preserve">“测试用例”页已预填 32 条用例；评审测试编号、测试项、重要级别、预置条件、输入、步骤、预期结果和测试方法。</w:t>
       </w:r>
     </w:p>
     <w:p>
@@ -837,7 +837,7 @@
         </w:numPr>
       </w:pPr>
       <w:r>
-        <w:t xml:space="preserve">预期结果必须可判定；实际结果和状态只能在真实执行后填写。</w:t>
+        <w:t xml:space="preserve">实际结果和状态只能在真实执行后填写；不得把“可自动化”误认为已经实现或已经通过。</w:t>
       </w:r>
     </w:p>
     <w:p>
@@ -1337,11 +1337,6 @@
       <w:r>
         <w:t xml:space="preserve">提交前逐项核对 交付检查清单.md。特别确认：用例不少于 30 条、自动化不少于 24 条、至少两种设计方法、至少 3 个有效缺陷、统计一致、贡献度合计 100%、成员提交记录独立，并且 vggt-main 没有无关改动。</w:t>
       </w:r>
-    </w:p>
-    <w:p>
-      <w:pPr>
-        <w:spacing w:after="80"/>
-      </w:pPr>
     </w:p>
     <w:p>
       <w:pPr>
